--- a/pr-preview/pr-224/probability-basics.docx
+++ b/pr-preview/pr-224/probability-basics.docx
@@ -15,7 +15,7 @@
         <w:pStyle w:val="Date"/>
       </w:pPr>
       <w:r>
-        <w:t xml:space="preserve">Last modified: 2026-10-19 03:12:25 (PDT)</w:t>
+        <w:t xml:space="preserve">Last modified: 2026-10-19 11:35:47 (PDT)</w:t>
       </w:r>
     </w:p>
     <w:bookmarkStart w:id="63" w:name="defining-probabilities"/>
@@ -3533,7 +3533,7 @@
           <w:b/>
           <w:bCs/>
         </w:rPr>
-        <w:t xml:space="preserve">Definition 11 (Probability measure)</w:t>
+        <w:t xml:space="preserve">Definition 11 (Probability measure (probability function))</w:t>
       </w:r>
       <w:r>
         <w:t xml:space="preserve"> </w:t>
@@ -3550,6 +3550,31 @@
           <w:bCs/>
         </w:rPr>
         <w:t xml:space="preserve">probability measure</w:t>
+      </w:r>
+      <w:r>
+        <w:t xml:space="preserve"> </w:t>
+      </w:r>
+      <w:r>
+        <w:t xml:space="preserve">(also called a</w:t>
+      </w:r>
+      <w:r>
+        <w:t xml:space="preserve"> </w:t>
+      </w:r>
+      <w:r>
+        <w:rPr>
+          <w:b/>
+          <w:bCs/>
+        </w:rPr>
+        <w:t xml:space="preserve">probability function</w:t>
+      </w:r>
+      <w:r>
+        <w:t xml:space="preserve"> </w:t>
+      </w:r>
+      <w:r>
+        <w:t xml:space="preserve">[4], Definition 1.2.4</w:t>
+      </w:r>
+      <w:r>
+        <w:t xml:space="preserve">)</w:t>
       </w:r>
       <w:r>
         <w:t xml:space="preserve"> </w:t>
@@ -3756,53 +3781,10 @@
       </m:oMathPara>
     </w:p>
     <w:bookmarkEnd w:id="41"/>
+    <w:bookmarkStart w:id="43" w:name="exm-probability"/>
     <w:p>
       <w:pPr>
         <w:pStyle w:val="FirstParagraph"/>
-      </w:pPr>
-      <w:r>
-        <w:rPr>
-          <w:i/>
-          <w:iCs/>
-        </w:rPr>
-        <w:t xml:space="preserve">Remark</w:t>
-      </w:r>
-      <w:r>
-        <w:t xml:space="preserve">. </w:t>
-      </w:r>
-      <w:r>
-        <w:t xml:space="preserve">Other sources call a probability measure a</w:t>
-      </w:r>
-      <w:r>
-        <w:t xml:space="preserve"> </w:t>
-      </w:r>
-      <w:r>
-        <w:rPr>
-          <w:b/>
-          <w:bCs/>
-        </w:rPr>
-        <w:t xml:space="preserve">probability function</w:t>
-      </w:r>
-      <w:r>
-        <w:t xml:space="preserve"> </w:t>
-      </w:r>
-      <w:r>
-        <w:t xml:space="preserve">[4], Def. 1.2.4</w:t>
-      </w:r>
-      <w:r>
-        <w:t xml:space="preserve">.</w:t>
-      </w:r>
-      <w:r>
-        <w:t xml:space="preserve"> </w:t>
-      </w:r>
-      <w:r>
-        <w:t xml:space="preserve">The two names mean the same thing.</w:t>
-      </w:r>
-    </w:p>
-    <w:bookmarkStart w:id="43" w:name="exm-probability"/>
-    <w:p>
-      <w:pPr>
-        <w:pStyle w:val="BodyText"/>
       </w:pPr>
       <w:r>
         <w:rPr>
@@ -11295,16 +11277,16 @@
     </w:p>
     <w:bookmarkEnd w:id="62"/>
     <w:bookmarkEnd w:id="63"/>
-    <w:bookmarkStart w:id="86" w:name="conditional-probability"/>
+    <w:bookmarkStart w:id="68" w:name="odds"/>
     <w:p>
       <w:pPr>
         <w:pStyle w:val="Heading2"/>
       </w:pPr>
       <w:r>
-        <w:t xml:space="preserve">2 Conditional probability</w:t>
+        <w:t xml:space="preserve">2 Odds</w:t>
       </w:r>
     </w:p>
-    <w:bookmarkStart w:id="64" w:name="def-conditional-prob"/>
+    <w:bookmarkStart w:id="64" w:name="def-odds"/>
     <w:p>
       <w:pPr>
         <w:pStyle w:val="FirstParagraph"/>
@@ -11314,13 +11296,13 @@
           <w:b/>
           <w:bCs/>
         </w:rPr>
-        <w:t xml:space="preserve">Definition 13 (Conditional probability)</w:t>
-      </w:r>
-      <w:r>
-        <w:t xml:space="preserve"> </w:t>
-      </w:r>
-      <w:r>
-        <w:t xml:space="preserve">For two events</w:t>
+        <w:t xml:space="preserve">Definition 13 (Odds)</w:t>
+      </w:r>
+      <w:r>
+        <w:t xml:space="preserve"> </w:t>
+      </w:r>
+      <w:r>
+        <w:t xml:space="preserve">Let</w:t>
       </w:r>
       <w:r>
         <w:t xml:space="preserve"> </w:t>
@@ -11334,16 +11316,19 @@
         <w:t xml:space="preserve"> </w:t>
       </w:r>
       <w:r>
-        <w:t xml:space="preserve">and</w:t>
-      </w:r>
-      <w:r>
-        <w:t xml:space="preserve"> </w:t>
-      </w:r>
-      <m:oMath>
-        <m:r>
-          <m:t>B</m:t>
-        </m:r>
-      </m:oMath>
+        <w:t xml:space="preserve">be an</w:t>
+      </w:r>
+      <w:r>
+        <w:t xml:space="preserve"> </w:t>
+      </w:r>
+      <w:hyperlink w:anchor="def-event">
+        <w:r>
+          <w:rPr>
+            <w:rStyle w:val="Hyperlink"/>
+          </w:rPr>
+          <w:t xml:space="preserve">event</w:t>
+        </w:r>
+      </w:hyperlink>
       <w:r>
         <w:t xml:space="preserve"> </w:t>
       </w:r>
@@ -11353,12 +11338,23 @@
       <w:r>
         <w:t xml:space="preserve"> </w:t>
       </w:r>
-      <m:oMath>
-        <m:r>
-          <m:rPr>
-            <m:sty m:val="p"/>
-          </m:rPr>
-          <m:t>Pr</m:t>
+      <w:hyperlink w:anchor="def-probability">
+        <w:r>
+          <w:rPr>
+            <w:rStyle w:val="Hyperlink"/>
+          </w:rPr>
+          <w:t xml:space="preserve">probability</w:t>
+        </w:r>
+      </w:hyperlink>
+      <w:r>
+        <w:t xml:space="preserve"> </w:t>
+      </w:r>
+      <m:oMath>
+        <m:r>
+          <m:rPr>
+            <m:sty m:val="p"/>
+          </m:rPr>
+          <m:t>P</m:t>
         </m:r>
         <m:r>
           <m:rPr>
@@ -11367,7 +11363,7 @@
           <m:t>(</m:t>
         </m:r>
         <m:r>
-          <m:t>B</m:t>
+          <m:t>A</m:t>
         </m:r>
         <m:r>
           <m:rPr>
@@ -11379,20 +11375,41 @@
           <m:rPr>
             <m:sty m:val="p"/>
           </m:rPr>
-          <m:t>&gt;</m:t>
+          <m:t>∈</m:t>
+        </m:r>
+        <m:r>
+          <m:rPr>
+            <m:sty m:val="p"/>
+          </m:rPr>
+          <m:t>(</m:t>
         </m:r>
         <m:r>
           <m:t>0</m:t>
         </m:r>
-      </m:oMath>
-      <w:r>
-        <w:t xml:space="preserve">,</w:t>
-      </w:r>
-      <w:r>
-        <w:t xml:space="preserve"> </w:t>
-      </w:r>
-      <w:r>
-        <w:t xml:space="preserve">the</w:t>
+        <m:r>
+          <m:rPr>
+            <m:sty m:val="p"/>
+          </m:rPr>
+          <m:t>,</m:t>
+        </m:r>
+        <m:r>
+          <m:t>1</m:t>
+        </m:r>
+        <m:r>
+          <m:rPr>
+            <m:sty m:val="p"/>
+          </m:rPr>
+          <m:t>)</m:t>
+        </m:r>
+      </m:oMath>
+      <w:r>
+        <w:t xml:space="preserve">.</w:t>
+      </w:r>
+      <w:r>
+        <w:t xml:space="preserve"> </w:t>
+      </w:r>
+      <w:r>
+        <w:t xml:space="preserve">The</w:t>
       </w:r>
       <w:r>
         <w:t xml:space="preserve"> </w:t>
@@ -11402,7 +11419,7 @@
           <w:b/>
           <w:bCs/>
         </w:rPr>
-        <w:t xml:space="preserve">conditional probability</w:t>
+        <w:t xml:space="preserve">odds</w:t>
       </w:r>
       <w:r>
         <w:t xml:space="preserve"> </w:t>
@@ -11422,68 +11439,13 @@
         <w:t xml:space="preserve"> </w:t>
       </w:r>
       <w:r>
-        <w:t xml:space="preserve">given</w:t>
-      </w:r>
-      <w:r>
-        <w:t xml:space="preserve"> </w:t>
-      </w:r>
-      <m:oMath>
-        <m:r>
-          <m:t>B</m:t>
-        </m:r>
-      </m:oMath>
+        <w:t xml:space="preserve">are</w:t>
+      </w:r>
       <w:r>
         <w:t xml:space="preserve"> </w:t>
       </w:r>
       <w:r>
         <w:t xml:space="preserve">[7]</w:t>
-      </w:r>
-      <w:r>
-        <w:t xml:space="preserve">,</w:t>
-      </w:r>
-      <w:r>
-        <w:t xml:space="preserve"> </w:t>
-      </w:r>
-      <w:r>
-        <w:t xml:space="preserve">denoted</w:t>
-      </w:r>
-      <w:r>
-        <w:t xml:space="preserve"> </w:t>
-      </w:r>
-      <m:oMath>
-        <m:r>
-          <m:rPr>
-            <m:sty m:val="p"/>
-          </m:rPr>
-          <m:t>Pr</m:t>
-        </m:r>
-        <m:r>
-          <m:rPr>
-            <m:sty m:val="p"/>
-          </m:rPr>
-          <m:t>(</m:t>
-        </m:r>
-        <m:r>
-          <m:t>A</m:t>
-        </m:r>
-        <m:r>
-          <m:rPr>
-            <m:sty m:val="p"/>
-          </m:rPr>
-          <m:t>∣</m:t>
-        </m:r>
-        <m:r>
-          <m:t>B</m:t>
-        </m:r>
-        <m:r>
-          <m:rPr>
-            <m:sty m:val="p"/>
-          </m:rPr>
-          <m:t>)</m:t>
-        </m:r>
-      </m:oMath>
-      <w:r>
-        <w:t xml:space="preserve">, is:</w:t>
       </w:r>
     </w:p>
     <w:p>
@@ -11496,34 +11458,7 @@
         </m:oMathParaPr>
         <m:oMath>
           <m:r>
-            <m:rPr>
-              <m:sty m:val="p"/>
-            </m:rPr>
-            <m:t>Pr</m:t>
-          </m:r>
-          <m:r>
-            <m:rPr>
-              <m:sty m:val="p"/>
-            </m:rPr>
-            <m:t>(</m:t>
-          </m:r>
-          <m:r>
-            <m:t>A</m:t>
-          </m:r>
-          <m:r>
-            <m:rPr>
-              <m:sty m:val="p"/>
-            </m:rPr>
-            <m:t>∣</m:t>
-          </m:r>
-          <m:r>
-            <m:t>B</m:t>
-          </m:r>
-          <m:r>
-            <m:rPr>
-              <m:sty m:val="p"/>
-            </m:rPr>
-            <m:t>)</m:t>
+            <m:t>ω</m:t>
           </m:r>
           <m:limUpp>
             <m:e>
@@ -11553,6 +11488,1296 @@
                 <m:rPr>
                   <m:sty m:val="p"/>
                 </m:rPr>
+                <m:t>P</m:t>
+              </m:r>
+              <m:r>
+                <m:rPr>
+                  <m:sty m:val="p"/>
+                </m:rPr>
+                <m:t>(</m:t>
+              </m:r>
+              <m:r>
+                <m:t>A</m:t>
+              </m:r>
+              <m:r>
+                <m:rPr>
+                  <m:sty m:val="p"/>
+                </m:rPr>
+                <m:t>)</m:t>
+              </m:r>
+            </m:num>
+            <m:den>
+              <m:r>
+                <m:t>1</m:t>
+              </m:r>
+              <m:r>
+                <m:rPr>
+                  <m:sty m:val="p"/>
+                </m:rPr>
+                <m:t>−</m:t>
+              </m:r>
+              <m:r>
+                <m:rPr>
+                  <m:sty m:val="p"/>
+                </m:rPr>
+                <m:t>P</m:t>
+              </m:r>
+              <m:r>
+                <m:rPr>
+                  <m:sty m:val="p"/>
+                </m:rPr>
+                <m:t>(</m:t>
+              </m:r>
+              <m:r>
+                <m:t>A</m:t>
+              </m:r>
+              <m:r>
+                <m:rPr>
+                  <m:sty m:val="p"/>
+                </m:rPr>
+                <m:t>)</m:t>
+              </m:r>
+            </m:den>
+          </m:f>
+          <m:r>
+            <m:rPr>
+              <m:sty m:val="p"/>
+            </m:rPr>
+            <m:t>∈</m:t>
+          </m:r>
+          <m:r>
+            <m:rPr>
+              <m:sty m:val="p"/>
+            </m:rPr>
+            <m:t>(</m:t>
+          </m:r>
+          <m:r>
+            <m:t>0</m:t>
+          </m:r>
+          <m:r>
+            <m:rPr>
+              <m:sty m:val="p"/>
+            </m:rPr>
+            <m:t>,</m:t>
+          </m:r>
+          <m:r>
+            <m:rPr>
+              <m:sty m:val="p"/>
+            </m:rPr>
+            <m:t>∞</m:t>
+          </m:r>
+          <m:r>
+            <m:rPr>
+              <m:sty m:val="p"/>
+            </m:rPr>
+            <m:t>)</m:t>
+          </m:r>
+          <m:r>
+            <m:rPr>
+              <m:sty m:val="p"/>
+            </m:rPr>
+            <m:t>.</m:t>
+          </m:r>
+        </m:oMath>
+      </m:oMathPara>
+    </w:p>
+    <w:bookmarkEnd w:id="64"/>
+    <w:bookmarkStart w:id="65" w:name="exm-odds-auto"/>
+    <w:p>
+      <w:pPr>
+        <w:pStyle w:val="FirstParagraph"/>
+      </w:pPr>
+      <w:r>
+        <w:rPr>
+          <w:b/>
+          <w:bCs/>
+        </w:rPr>
+        <w:t xml:space="preserve">Example 16 (Odds that a car in the Auto data is American)</w:t>
+      </w:r>
+      <w:r>
+        <w:t xml:space="preserve"> </w:t>
+      </w:r>
+      <w:r>
+        <w:t xml:space="preserve">In the Auto data of</w:t>
+      </w:r>
+      <w:r>
+        <w:t xml:space="preserve"> </w:t>
+      </w:r>
+      <w:hyperlink w:anchor="exm-random-experiment">
+        <w:r>
+          <w:rPr>
+            <w:rStyle w:val="Hyperlink"/>
+          </w:rPr>
+          <w:t xml:space="preserve">Example 5</w:t>
+        </w:r>
+      </w:hyperlink>
+      <w:r>
+        <w:t xml:space="preserve">,</w:t>
+      </w:r>
+      <w:r>
+        <w:t xml:space="preserve"> </w:t>
+      </w:r>
+      <w:r>
+        <w:t xml:space="preserve">let</w:t>
+      </w:r>
+      <w:r>
+        <w:t xml:space="preserve"> </w:t>
+      </w:r>
+      <m:oMath>
+        <m:r>
+          <m:t>A</m:t>
+        </m:r>
+      </m:oMath>
+      <w:r>
+        <w:t xml:space="preserve"> </w:t>
+      </w:r>
+      <w:r>
+        <w:t xml:space="preserve">be the</w:t>
+      </w:r>
+      <w:r>
+        <w:t xml:space="preserve"> </w:t>
+      </w:r>
+      <w:hyperlink w:anchor="def-event">
+        <w:r>
+          <w:rPr>
+            <w:rStyle w:val="Hyperlink"/>
+          </w:rPr>
+          <w:t xml:space="preserve">event</w:t>
+        </w:r>
+      </w:hyperlink>
+      <w:r>
+        <w:t xml:space="preserve"> </w:t>
+      </w:r>
+      <w:r>
+        <w:t xml:space="preserve">that a car</w:t>
+      </w:r>
+      <w:r>
+        <w:t xml:space="preserve"> </w:t>
+      </w:r>
+      <w:hyperlink w:anchor="def-random-choice">
+        <w:r>
+          <w:rPr>
+            <w:rStyle w:val="Hyperlink"/>
+          </w:rPr>
+          <w:t xml:space="preserve">chosen at random</w:t>
+        </w:r>
+      </w:hyperlink>
+      <w:r>
+        <w:t xml:space="preserve"> </w:t>
+      </w:r>
+      <w:r>
+        <w:t xml:space="preserve">is American,</w:t>
+      </w:r>
+      <w:r>
+        <w:t xml:space="preserve"> </w:t>
+      </w:r>
+      <w:r>
+        <w:t xml:space="preserve">which the data code as</w:t>
+      </w:r>
+      <w:r>
+        <w:t xml:space="preserve"> </w:t>
+      </w:r>
+      <w:r>
+        <w:rPr>
+          <w:rStyle w:val="VerbatimChar"/>
+        </w:rPr>
+        <w:t xml:space="preserve">origin == 1</w:t>
+      </w:r>
+      <w:r>
+        <w:t xml:space="preserve">.</w:t>
+      </w:r>
+      <w:r>
+        <w:t xml:space="preserve"> </w:t>
+      </w:r>
+      <w:r>
+        <w:t xml:space="preserve">Its</w:t>
+      </w:r>
+      <w:r>
+        <w:t xml:space="preserve"> </w:t>
+      </w:r>
+      <w:hyperlink w:anchor="def-probability">
+        <w:r>
+          <w:rPr>
+            <w:rStyle w:val="Hyperlink"/>
+          </w:rPr>
+          <w:t xml:space="preserve">probability</w:t>
+        </w:r>
+      </w:hyperlink>
+      <w:r>
+        <w:t xml:space="preserve"> </w:t>
+      </w:r>
+      <w:r>
+        <w:t xml:space="preserve">is the fraction of American cars,</w:t>
+      </w:r>
+      <w:r>
+        <w:t xml:space="preserve"> </w:t>
+      </w:r>
+      <w:r>
+        <w:t xml:space="preserve">as in</w:t>
+      </w:r>
+      <w:r>
+        <w:t xml:space="preserve"> </w:t>
+      </w:r>
+      <w:hyperlink w:anchor="exm-random-choice-auto">
+        <w:r>
+          <w:rPr>
+            <w:rStyle w:val="Hyperlink"/>
+          </w:rPr>
+          <w:t xml:space="preserve">Example 15</w:t>
+        </w:r>
+      </w:hyperlink>
+      <w:r>
+        <w:t xml:space="preserve">,</w:t>
+      </w:r>
+      <w:r>
+        <w:t xml:space="preserve"> </w:t>
+      </w:r>
+      <w:r>
+        <w:t xml:space="preserve">and its</w:t>
+      </w:r>
+      <w:r>
+        <w:t xml:space="preserve"> </w:t>
+      </w:r>
+      <w:hyperlink w:anchor="def-odds">
+        <w:r>
+          <w:rPr>
+            <w:rStyle w:val="Hyperlink"/>
+          </w:rPr>
+          <w:t xml:space="preserve">odds</w:t>
+        </w:r>
+      </w:hyperlink>
+      <w:r>
+        <w:t xml:space="preserve"> </w:t>
+      </w:r>
+      <w:r>
+        <w:t xml:space="preserve">follow from</w:t>
+      </w:r>
+      <w:r>
+        <w:t xml:space="preserve"> </w:t>
+      </w:r>
+      <w:hyperlink w:anchor="def-odds">
+        <w:r>
+          <w:rPr>
+            <w:rStyle w:val="Hyperlink"/>
+          </w:rPr>
+          <w:t xml:space="preserve">Definition 13</w:t>
+        </w:r>
+      </w:hyperlink>
+      <w:r>
+        <w:t xml:space="preserve">:</w:t>
+      </w:r>
+    </w:p>
+    <w:p>
+      <w:pPr>
+        <w:pStyle w:val="SourceCode"/>
+      </w:pPr>
+      <w:r>
+        <w:rPr>
+          <w:rStyle w:val="NormalTok"/>
+        </w:rPr>
+        <w:t xml:space="preserve">auto </w:t>
+      </w:r>
+      <w:r>
+        <w:rPr>
+          <w:rStyle w:val="OtherTok"/>
+        </w:rPr>
+        <w:t xml:space="preserve">&lt;-</w:t>
+      </w:r>
+      <w:r>
+        <w:rPr>
+          <w:rStyle w:val="NormalTok"/>
+        </w:rPr>
+        <w:t xml:space="preserve"> </w:t>
+      </w:r>
+      <w:r>
+        <w:rPr>
+          <w:rStyle w:val="FunctionTok"/>
+        </w:rPr>
+        <w:t xml:space="preserve">read.csv</w:t>
+      </w:r>
+      <w:r>
+        <w:rPr>
+          <w:rStyle w:val="NormalTok"/>
+        </w:rPr>
+        <w:t xml:space="preserve">(</w:t>
+      </w:r>
+      <w:r>
+        <w:rPr>
+          <w:rStyle w:val="StringTok"/>
+        </w:rPr>
+        <w:t xml:space="preserve">"data/auto.csv"</w:t>
+      </w:r>
+      <w:r>
+        <w:rPr>
+          <w:rStyle w:val="NormalTok"/>
+        </w:rPr>
+        <w:t xml:space="preserve">)</w:t>
+      </w:r>
+      <w:r>
+        <w:br/>
+      </w:r>
+      <w:r>
+        <w:rPr>
+          <w:rStyle w:val="NormalTok"/>
+        </w:rPr>
+        <w:t xml:space="preserve">p_american </w:t>
+      </w:r>
+      <w:r>
+        <w:rPr>
+          <w:rStyle w:val="OtherTok"/>
+        </w:rPr>
+        <w:t xml:space="preserve">&lt;-</w:t>
+      </w:r>
+      <w:r>
+        <w:rPr>
+          <w:rStyle w:val="NormalTok"/>
+        </w:rPr>
+        <w:t xml:space="preserve"> </w:t>
+      </w:r>
+      <w:r>
+        <w:rPr>
+          <w:rStyle w:val="FunctionTok"/>
+        </w:rPr>
+        <w:t xml:space="preserve">mean</w:t>
+      </w:r>
+      <w:r>
+        <w:rPr>
+          <w:rStyle w:val="NormalTok"/>
+        </w:rPr>
+        <w:t xml:space="preserve">(auto</w:t>
+      </w:r>
+      <w:r>
+        <w:rPr>
+          <w:rStyle w:val="SpecialCharTok"/>
+        </w:rPr>
+        <w:t xml:space="preserve">$</w:t>
+      </w:r>
+      <w:r>
+        <w:rPr>
+          <w:rStyle w:val="NormalTok"/>
+        </w:rPr>
+        <w:t xml:space="preserve">origin </w:t>
+      </w:r>
+      <w:r>
+        <w:rPr>
+          <w:rStyle w:val="SpecialCharTok"/>
+        </w:rPr>
+        <w:t xml:space="preserve">==</w:t>
+      </w:r>
+      <w:r>
+        <w:rPr>
+          <w:rStyle w:val="NormalTok"/>
+        </w:rPr>
+        <w:t xml:space="preserve"> </w:t>
+      </w:r>
+      <w:r>
+        <w:rPr>
+          <w:rStyle w:val="DecValTok"/>
+        </w:rPr>
+        <w:t xml:space="preserve">1</w:t>
+      </w:r>
+      <w:r>
+        <w:rPr>
+          <w:rStyle w:val="NormalTok"/>
+        </w:rPr>
+        <w:t xml:space="preserve">)</w:t>
+      </w:r>
+      <w:r>
+        <w:br/>
+      </w:r>
+      <w:r>
+        <w:rPr>
+          <w:rStyle w:val="FunctionTok"/>
+        </w:rPr>
+        <w:t xml:space="preserve">c</w:t>
+      </w:r>
+      <w:r>
+        <w:rPr>
+          <w:rStyle w:val="NormalTok"/>
+        </w:rPr>
+        <w:t xml:space="preserve">(</w:t>
+      </w:r>
+      <w:r>
+        <w:rPr>
+          <w:rStyle w:val="AttributeTok"/>
+        </w:rPr>
+        <w:t xml:space="preserve">probability =</w:t>
+      </w:r>
+      <w:r>
+        <w:rPr>
+          <w:rStyle w:val="NormalTok"/>
+        </w:rPr>
+        <w:t xml:space="preserve"> p_american, </w:t>
+      </w:r>
+      <w:r>
+        <w:rPr>
+          <w:rStyle w:val="AttributeTok"/>
+        </w:rPr>
+        <w:t xml:space="preserve">odds =</w:t>
+      </w:r>
+      <w:r>
+        <w:rPr>
+          <w:rStyle w:val="NormalTok"/>
+        </w:rPr>
+        <w:t xml:space="preserve"> p_american </w:t>
+      </w:r>
+      <w:r>
+        <w:rPr>
+          <w:rStyle w:val="SpecialCharTok"/>
+        </w:rPr>
+        <w:t xml:space="preserve">/</w:t>
+      </w:r>
+      <w:r>
+        <w:rPr>
+          <w:rStyle w:val="NormalTok"/>
+        </w:rPr>
+        <w:t xml:space="preserve"> (</w:t>
+      </w:r>
+      <w:r>
+        <w:rPr>
+          <w:rStyle w:val="DecValTok"/>
+        </w:rPr>
+        <w:t xml:space="preserve">1</w:t>
+      </w:r>
+      <w:r>
+        <w:rPr>
+          <w:rStyle w:val="NormalTok"/>
+        </w:rPr>
+        <w:t xml:space="preserve"> </w:t>
+      </w:r>
+      <w:r>
+        <w:rPr>
+          <w:rStyle w:val="SpecialCharTok"/>
+        </w:rPr>
+        <w:t xml:space="preserve">-</w:t>
+      </w:r>
+      <w:r>
+        <w:rPr>
+          <w:rStyle w:val="NormalTok"/>
+        </w:rPr>
+        <w:t xml:space="preserve"> p_american))</w:t>
+      </w:r>
+      <w:r>
+        <w:br/>
+      </w:r>
+      <w:r>
+        <w:rPr>
+          <w:rStyle w:val="CommentTok"/>
+        </w:rPr>
+        <w:t xml:space="preserve">#&gt; probability        odds </w:t>
+      </w:r>
+      <w:r>
+        <w:br/>
+      </w:r>
+      <w:r>
+        <w:rPr>
+          <w:rStyle w:val="CommentTok"/>
+        </w:rPr>
+        <w:t xml:space="preserve">#&gt;    0.625000    1.666667</w:t>
+      </w:r>
+    </w:p>
+    <w:p>
+      <w:pPr>
+        <w:pStyle w:val="FirstParagraph"/>
+      </w:pPr>
+      <w:r>
+        <w:t xml:space="preserve">The odds 1.67 say that</w:t>
+      </w:r>
+      <w:r>
+        <w:t xml:space="preserve"> </w:t>
+      </w:r>
+      <w:r>
+        <w:t xml:space="preserve">an American car is about 1.7 times as likely</w:t>
+      </w:r>
+      <w:r>
+        <w:t xml:space="preserve"> </w:t>
+      </w:r>
+      <w:r>
+        <w:t xml:space="preserve">as a car of non-American origin.</w:t>
+      </w:r>
+    </w:p>
+    <w:bookmarkEnd w:id="65"/>
+    <w:bookmarkStart w:id="66" w:name="def-log-odds"/>
+    <w:p>
+      <w:pPr>
+        <w:pStyle w:val="BodyText"/>
+      </w:pPr>
+      <w:r>
+        <w:rPr>
+          <w:b/>
+          <w:bCs/>
+        </w:rPr>
+        <w:t xml:space="preserve">Definition 14 (Log-odds (also called the logit))</w:t>
+      </w:r>
+      <w:r>
+        <w:t xml:space="preserve"> </w:t>
+      </w:r>
+      <w:r>
+        <w:t xml:space="preserve">The</w:t>
+      </w:r>
+      <w:r>
+        <w:t xml:space="preserve"> </w:t>
+      </w:r>
+      <w:r>
+        <w:rPr>
+          <w:b/>
+          <w:bCs/>
+        </w:rPr>
+        <w:t xml:space="preserve">log-odds</w:t>
+      </w:r>
+      <w:r>
+        <w:t xml:space="preserve">, also called the</w:t>
+      </w:r>
+      <w:r>
+        <w:t xml:space="preserve"> </w:t>
+      </w:r>
+      <w:r>
+        <w:rPr>
+          <w:b/>
+          <w:bCs/>
+        </w:rPr>
+        <w:t xml:space="preserve">logit</w:t>
+      </w:r>
+      <w:r>
+        <w:t xml:space="preserve">, of an</w:t>
+      </w:r>
+      <w:r>
+        <w:t xml:space="preserve"> </w:t>
+      </w:r>
+      <w:hyperlink w:anchor="def-event">
+        <w:r>
+          <w:rPr>
+            <w:rStyle w:val="Hyperlink"/>
+          </w:rPr>
+          <w:t xml:space="preserve">event</w:t>
+        </w:r>
+      </w:hyperlink>
+      <w:r>
+        <w:t xml:space="preserve"> </w:t>
+      </w:r>
+      <m:oMath>
+        <m:r>
+          <m:t>A</m:t>
+        </m:r>
+      </m:oMath>
+      <w:r>
+        <w:t xml:space="preserve"> </w:t>
+      </w:r>
+      <w:r>
+        <w:t xml:space="preserve">with</w:t>
+      </w:r>
+      <w:r>
+        <w:t xml:space="preserve"> </w:t>
+      </w:r>
+      <w:hyperlink w:anchor="def-probability">
+        <w:r>
+          <w:rPr>
+            <w:rStyle w:val="Hyperlink"/>
+          </w:rPr>
+          <w:t xml:space="preserve">probability</w:t>
+        </w:r>
+      </w:hyperlink>
+      <w:r>
+        <w:t xml:space="preserve"> </w:t>
+      </w:r>
+      <m:oMath>
+        <m:r>
+          <m:rPr>
+            <m:sty m:val="p"/>
+          </m:rPr>
+          <m:t>P</m:t>
+        </m:r>
+        <m:r>
+          <m:rPr>
+            <m:sty m:val="p"/>
+          </m:rPr>
+          <m:t>(</m:t>
+        </m:r>
+        <m:r>
+          <m:t>A</m:t>
+        </m:r>
+        <m:r>
+          <m:rPr>
+            <m:sty m:val="p"/>
+          </m:rPr>
+          <m:t>)</m:t>
+        </m:r>
+        <m:r>
+          <m:rPr>
+            <m:sty m:val="p"/>
+          </m:rPr>
+          <m:t>∈</m:t>
+        </m:r>
+        <m:r>
+          <m:rPr>
+            <m:sty m:val="p"/>
+          </m:rPr>
+          <m:t>(</m:t>
+        </m:r>
+        <m:r>
+          <m:t>0</m:t>
+        </m:r>
+        <m:r>
+          <m:rPr>
+            <m:sty m:val="p"/>
+          </m:rPr>
+          <m:t>,</m:t>
+        </m:r>
+        <m:r>
+          <m:t>1</m:t>
+        </m:r>
+        <m:r>
+          <m:rPr>
+            <m:sty m:val="p"/>
+          </m:rPr>
+          <m:t>)</m:t>
+        </m:r>
+      </m:oMath>
+      <w:r>
+        <w:t xml:space="preserve"> </w:t>
+      </w:r>
+      <w:r>
+        <w:t xml:space="preserve">are the natural logarithm of its</w:t>
+      </w:r>
+      <w:r>
+        <w:t xml:space="preserve"> </w:t>
+      </w:r>
+      <w:hyperlink w:anchor="def-odds">
+        <w:r>
+          <w:rPr>
+            <w:rStyle w:val="Hyperlink"/>
+          </w:rPr>
+          <w:t xml:space="preserve">odds</w:t>
+        </w:r>
+      </w:hyperlink>
+      <w:r>
+        <w:t xml:space="preserve"> </w:t>
+      </w:r>
+      <w:r>
+        <w:t xml:space="preserve">[8]</w:t>
+      </w:r>
+      <w:r>
+        <w:t xml:space="preserve">:</w:t>
+      </w:r>
+    </w:p>
+    <w:p>
+      <w:pPr>
+        <w:pStyle w:val="BodyText"/>
+      </w:pPr>
+      <m:oMathPara>
+        <m:oMathParaPr>
+          <m:jc m:val="center"/>
+        </m:oMathParaPr>
+        <m:oMath>
+          <m:r>
+            <m:t>η</m:t>
+          </m:r>
+          <m:limUpp>
+            <m:e>
+              <m:r>
+                <m:rPr>
+                  <m:sty m:val="p"/>
+                </m:rPr>
+                <m:t>=</m:t>
+              </m:r>
+            </m:e>
+            <m:lim>
+              <m:r>
+                <m:rPr>
+                  <m:nor/>
+                  <m:sty m:val="p"/>
+                </m:rPr>
+                <m:t>def</m:t>
+              </m:r>
+            </m:lim>
+          </m:limUpp>
+          <m:r>
+            <m:rPr>
+              <m:sty m:val="p"/>
+            </m:rPr>
+            <m:t>log</m:t>
+          </m:r>
+          <m:r>
+            <m:t>​</m:t>
+          </m:r>
+          <m:d>
+            <m:dPr>
+              <m:begChr m:val="{"/>
+              <m:sepChr m:val=""/>
+              <m:endChr m:val="}"/>
+              <m:grow/>
+            </m:dPr>
+            <m:e>
+              <m:r>
+                <m:t>ω</m:t>
+              </m:r>
+            </m:e>
+          </m:d>
+          <m:r>
+            <m:t>​</m:t>
+          </m:r>
+          <m:r>
+            <m:rPr>
+              <m:sty m:val="p"/>
+            </m:rPr>
+            <m:t>=</m:t>
+          </m:r>
+          <m:r>
+            <m:rPr>
+              <m:sty m:val="p"/>
+            </m:rPr>
+            <m:t>log</m:t>
+          </m:r>
+          <m:r>
+            <m:t>​</m:t>
+          </m:r>
+          <m:d>
+            <m:dPr>
+              <m:begChr m:val="{"/>
+              <m:sepChr m:val=""/>
+              <m:endChr m:val="}"/>
+              <m:grow/>
+            </m:dPr>
+            <m:e>
+              <m:f>
+                <m:fPr>
+                  <m:type m:val="bar"/>
+                </m:fPr>
+                <m:num>
+                  <m:r>
+                    <m:rPr>
+                      <m:sty m:val="p"/>
+                    </m:rPr>
+                    <m:t>P</m:t>
+                  </m:r>
+                  <m:r>
+                    <m:rPr>
+                      <m:sty m:val="p"/>
+                    </m:rPr>
+                    <m:t>(</m:t>
+                  </m:r>
+                  <m:r>
+                    <m:t>A</m:t>
+                  </m:r>
+                  <m:r>
+                    <m:rPr>
+                      <m:sty m:val="p"/>
+                    </m:rPr>
+                    <m:t>)</m:t>
+                  </m:r>
+                </m:num>
+                <m:den>
+                  <m:r>
+                    <m:t>1</m:t>
+                  </m:r>
+                  <m:r>
+                    <m:rPr>
+                      <m:sty m:val="p"/>
+                    </m:rPr>
+                    <m:t>−</m:t>
+                  </m:r>
+                  <m:r>
+                    <m:rPr>
+                      <m:sty m:val="p"/>
+                    </m:rPr>
+                    <m:t>P</m:t>
+                  </m:r>
+                  <m:r>
+                    <m:rPr>
+                      <m:sty m:val="p"/>
+                    </m:rPr>
+                    <m:t>(</m:t>
+                  </m:r>
+                  <m:r>
+                    <m:t>A</m:t>
+                  </m:r>
+                  <m:r>
+                    <m:rPr>
+                      <m:sty m:val="p"/>
+                    </m:rPr>
+                    <m:t>)</m:t>
+                  </m:r>
+                </m:den>
+              </m:f>
+            </m:e>
+          </m:d>
+          <m:r>
+            <m:t>​</m:t>
+          </m:r>
+          <m:r>
+            <m:rPr>
+              <m:sty m:val="p"/>
+            </m:rPr>
+            <m:t>∈</m:t>
+          </m:r>
+          <m:r>
+            <m:rPr>
+              <m:scr m:val="double-struck"/>
+              <m:sty m:val="p"/>
+            </m:rPr>
+            <m:t>R</m:t>
+          </m:r>
+          <m:r>
+            <m:rPr>
+              <m:sty m:val="p"/>
+            </m:rPr>
+            <m:t>.</m:t>
+          </m:r>
+        </m:oMath>
+      </m:oMathPara>
+    </w:p>
+    <w:bookmarkEnd w:id="66"/>
+    <w:bookmarkStart w:id="67" w:name="exm-log-odds-auto"/>
+    <w:p>
+      <w:pPr>
+        <w:pStyle w:val="FirstParagraph"/>
+      </w:pPr>
+      <w:r>
+        <w:rPr>
+          <w:b/>
+          <w:bCs/>
+        </w:rPr>
+        <w:t xml:space="preserve">Example 17 (Log-odds that a car in the Auto data is American)</w:t>
+      </w:r>
+      <w:r>
+        <w:t xml:space="preserve"> </w:t>
+      </w:r>
+      <w:r>
+        <w:t xml:space="preserve">For the</w:t>
+      </w:r>
+      <w:r>
+        <w:t xml:space="preserve"> </w:t>
+      </w:r>
+      <w:hyperlink w:anchor="def-event">
+        <w:r>
+          <w:rPr>
+            <w:rStyle w:val="Hyperlink"/>
+          </w:rPr>
+          <w:t xml:space="preserve">event</w:t>
+        </w:r>
+      </w:hyperlink>
+      <w:r>
+        <w:t xml:space="preserve"> </w:t>
+      </w:r>
+      <m:oMath>
+        <m:r>
+          <m:t>A</m:t>
+        </m:r>
+      </m:oMath>
+      <w:r>
+        <w:t xml:space="preserve"> </w:t>
+      </w:r>
+      <w:r>
+        <w:t xml:space="preserve">of</w:t>
+      </w:r>
+      <w:r>
+        <w:t xml:space="preserve"> </w:t>
+      </w:r>
+      <w:hyperlink w:anchor="exm-odds-auto">
+        <w:r>
+          <w:rPr>
+            <w:rStyle w:val="Hyperlink"/>
+          </w:rPr>
+          <w:t xml:space="preserve">Example 16</w:t>
+        </w:r>
+      </w:hyperlink>
+      <w:r>
+        <w:t xml:space="preserve">,</w:t>
+      </w:r>
+      <w:r>
+        <w:t xml:space="preserve"> </w:t>
+      </w:r>
+      <w:r>
+        <w:t xml:space="preserve">the</w:t>
+      </w:r>
+      <w:r>
+        <w:t xml:space="preserve"> </w:t>
+      </w:r>
+      <w:hyperlink w:anchor="def-log-odds">
+        <w:r>
+          <w:rPr>
+            <w:rStyle w:val="Hyperlink"/>
+          </w:rPr>
+          <w:t xml:space="preserve">log-odds</w:t>
+        </w:r>
+      </w:hyperlink>
+      <w:r>
+        <w:t xml:space="preserve"> </w:t>
+      </w:r>
+      <w:r>
+        <w:t xml:space="preserve">of</w:t>
+      </w:r>
+      <w:r>
+        <w:t xml:space="preserve"> </w:t>
+      </w:r>
+      <w:hyperlink w:anchor="def-log-odds">
+        <w:r>
+          <w:rPr>
+            <w:rStyle w:val="Hyperlink"/>
+          </w:rPr>
+          <w:t xml:space="preserve">Definition 14</w:t>
+        </w:r>
+      </w:hyperlink>
+      <w:r>
+        <w:t xml:space="preserve"> </w:t>
+      </w:r>
+      <w:r>
+        <w:t xml:space="preserve">are:</w:t>
+      </w:r>
+    </w:p>
+    <w:p>
+      <w:pPr>
+        <w:pStyle w:val="SourceCode"/>
+      </w:pPr>
+      <w:r>
+        <w:rPr>
+          <w:rStyle w:val="FunctionTok"/>
+        </w:rPr>
+        <w:t xml:space="preserve">log</w:t>
+      </w:r>
+      <w:r>
+        <w:rPr>
+          <w:rStyle w:val="NormalTok"/>
+        </w:rPr>
+        <w:t xml:space="preserve">(p_american </w:t>
+      </w:r>
+      <w:r>
+        <w:rPr>
+          <w:rStyle w:val="SpecialCharTok"/>
+        </w:rPr>
+        <w:t xml:space="preserve">/</w:t>
+      </w:r>
+      <w:r>
+        <w:rPr>
+          <w:rStyle w:val="NormalTok"/>
+        </w:rPr>
+        <w:t xml:space="preserve"> (</w:t>
+      </w:r>
+      <w:r>
+        <w:rPr>
+          <w:rStyle w:val="DecValTok"/>
+        </w:rPr>
+        <w:t xml:space="preserve">1</w:t>
+      </w:r>
+      <w:r>
+        <w:rPr>
+          <w:rStyle w:val="NormalTok"/>
+        </w:rPr>
+        <w:t xml:space="preserve"> </w:t>
+      </w:r>
+      <w:r>
+        <w:rPr>
+          <w:rStyle w:val="SpecialCharTok"/>
+        </w:rPr>
+        <w:t xml:space="preserve">-</w:t>
+      </w:r>
+      <w:r>
+        <w:rPr>
+          <w:rStyle w:val="NormalTok"/>
+        </w:rPr>
+        <w:t xml:space="preserve"> p_american))</w:t>
+      </w:r>
+      <w:r>
+        <w:br/>
+      </w:r>
+      <w:r>
+        <w:rPr>
+          <w:rStyle w:val="CommentTok"/>
+        </w:rPr>
+        <w:t xml:space="preserve">#&gt; [1] 0.5108256</w:t>
+      </w:r>
+    </w:p>
+    <w:p>
+      <w:pPr>
+        <w:pStyle w:val="FirstParagraph"/>
+      </w:pPr>
+      <w:r>
+        <w:t xml:space="preserve">The log-odds are positive because the</w:t>
+      </w:r>
+      <w:r>
+        <w:t xml:space="preserve"> </w:t>
+      </w:r>
+      <w:hyperlink w:anchor="def-odds">
+        <w:r>
+          <w:rPr>
+            <w:rStyle w:val="Hyperlink"/>
+          </w:rPr>
+          <w:t xml:space="preserve">odds</w:t>
+        </w:r>
+      </w:hyperlink>
+      <w:r>
+        <w:t xml:space="preserve"> </w:t>
+      </w:r>
+      <w:r>
+        <w:t xml:space="preserve">exceed 1:</w:t>
+      </w:r>
+      <w:r>
+        <w:t xml:space="preserve"> </w:t>
+      </w:r>
+      <w:r>
+        <w:t xml:space="preserve">an American car is more likely than not.</w:t>
+      </w:r>
+    </w:p>
+    <w:bookmarkEnd w:id="67"/>
+    <w:bookmarkEnd w:id="68"/>
+    <w:bookmarkStart w:id="91" w:name="conditional-probability"/>
+    <w:p>
+      <w:pPr>
+        <w:pStyle w:val="Heading2"/>
+      </w:pPr>
+      <w:r>
+        <w:t xml:space="preserve">3 Conditional probability</w:t>
+      </w:r>
+    </w:p>
+    <w:bookmarkStart w:id="69" w:name="def-conditional-prob"/>
+    <w:p>
+      <w:pPr>
+        <w:pStyle w:val="FirstParagraph"/>
+      </w:pPr>
+      <w:r>
+        <w:rPr>
+          <w:b/>
+          <w:bCs/>
+        </w:rPr>
+        <w:t xml:space="preserve">Definition 15 (Conditional probability)</w:t>
+      </w:r>
+      <w:r>
+        <w:t xml:space="preserve"> </w:t>
+      </w:r>
+      <w:r>
+        <w:t xml:space="preserve">For two events</w:t>
+      </w:r>
+      <w:r>
+        <w:t xml:space="preserve"> </w:t>
+      </w:r>
+      <m:oMath>
+        <m:r>
+          <m:t>A</m:t>
+        </m:r>
+      </m:oMath>
+      <w:r>
+        <w:t xml:space="preserve"> </w:t>
+      </w:r>
+      <w:r>
+        <w:t xml:space="preserve">and</w:t>
+      </w:r>
+      <w:r>
+        <w:t xml:space="preserve"> </w:t>
+      </w:r>
+      <m:oMath>
+        <m:r>
+          <m:t>B</m:t>
+        </m:r>
+      </m:oMath>
+      <w:r>
+        <w:t xml:space="preserve"> </w:t>
+      </w:r>
+      <w:r>
+        <w:t xml:space="preserve">with</w:t>
+      </w:r>
+      <w:r>
+        <w:t xml:space="preserve"> </w:t>
+      </w:r>
+      <m:oMath>
+        <m:r>
+          <m:rPr>
+            <m:sty m:val="p"/>
+          </m:rPr>
+          <m:t>Pr</m:t>
+        </m:r>
+        <m:r>
+          <m:rPr>
+            <m:sty m:val="p"/>
+          </m:rPr>
+          <m:t>(</m:t>
+        </m:r>
+        <m:r>
+          <m:t>B</m:t>
+        </m:r>
+        <m:r>
+          <m:rPr>
+            <m:sty m:val="p"/>
+          </m:rPr>
+          <m:t>)</m:t>
+        </m:r>
+        <m:r>
+          <m:rPr>
+            <m:sty m:val="p"/>
+          </m:rPr>
+          <m:t>&gt;</m:t>
+        </m:r>
+        <m:r>
+          <m:t>0</m:t>
+        </m:r>
+      </m:oMath>
+      <w:r>
+        <w:t xml:space="preserve">,</w:t>
+      </w:r>
+      <w:r>
+        <w:t xml:space="preserve"> </w:t>
+      </w:r>
+      <w:r>
+        <w:t xml:space="preserve">the</w:t>
+      </w:r>
+      <w:r>
+        <w:t xml:space="preserve"> </w:t>
+      </w:r>
+      <w:r>
+        <w:rPr>
+          <w:b/>
+          <w:bCs/>
+        </w:rPr>
+        <w:t xml:space="preserve">conditional probability</w:t>
+      </w:r>
+      <w:r>
+        <w:t xml:space="preserve"> </w:t>
+      </w:r>
+      <w:r>
+        <w:t xml:space="preserve">of</w:t>
+      </w:r>
+      <w:r>
+        <w:t xml:space="preserve"> </w:t>
+      </w:r>
+      <m:oMath>
+        <m:r>
+          <m:t>A</m:t>
+        </m:r>
+      </m:oMath>
+      <w:r>
+        <w:t xml:space="preserve"> </w:t>
+      </w:r>
+      <w:r>
+        <w:t xml:space="preserve">given</w:t>
+      </w:r>
+      <w:r>
+        <w:t xml:space="preserve"> </w:t>
+      </w:r>
+      <m:oMath>
+        <m:r>
+          <m:t>B</m:t>
+        </m:r>
+      </m:oMath>
+      <w:r>
+        <w:t xml:space="preserve"> </w:t>
+      </w:r>
+      <w:r>
+        <w:t xml:space="preserve">[9]</w:t>
+      </w:r>
+      <w:r>
+        <w:t xml:space="preserve">,</w:t>
+      </w:r>
+      <w:r>
+        <w:t xml:space="preserve"> </w:t>
+      </w:r>
+      <w:r>
+        <w:t xml:space="preserve">denoted</w:t>
+      </w:r>
+      <w:r>
+        <w:t xml:space="preserve"> </w:t>
+      </w:r>
+      <m:oMath>
+        <m:r>
+          <m:rPr>
+            <m:sty m:val="p"/>
+          </m:rPr>
+          <m:t>Pr</m:t>
+        </m:r>
+        <m:r>
+          <m:rPr>
+            <m:sty m:val="p"/>
+          </m:rPr>
+          <m:t>(</m:t>
+        </m:r>
+        <m:r>
+          <m:t>A</m:t>
+        </m:r>
+        <m:r>
+          <m:rPr>
+            <m:sty m:val="p"/>
+          </m:rPr>
+          <m:t>∣</m:t>
+        </m:r>
+        <m:r>
+          <m:t>B</m:t>
+        </m:r>
+        <m:r>
+          <m:rPr>
+            <m:sty m:val="p"/>
+          </m:rPr>
+          <m:t>)</m:t>
+        </m:r>
+      </m:oMath>
+      <w:r>
+        <w:t xml:space="preserve">, is:</w:t>
+      </w:r>
+    </w:p>
+    <w:p>
+      <w:pPr>
+        <w:pStyle w:val="BodyText"/>
+      </w:pPr>
+      <m:oMathPara>
+        <m:oMathParaPr>
+          <m:jc m:val="center"/>
+        </m:oMathParaPr>
+        <m:oMath>
+          <m:r>
+            <m:rPr>
+              <m:sty m:val="p"/>
+            </m:rPr>
+            <m:t>Pr</m:t>
+          </m:r>
+          <m:r>
+            <m:rPr>
+              <m:sty m:val="p"/>
+            </m:rPr>
+            <m:t>(</m:t>
+          </m:r>
+          <m:r>
+            <m:t>A</m:t>
+          </m:r>
+          <m:r>
+            <m:rPr>
+              <m:sty m:val="p"/>
+            </m:rPr>
+            <m:t>∣</m:t>
+          </m:r>
+          <m:r>
+            <m:t>B</m:t>
+          </m:r>
+          <m:r>
+            <m:rPr>
+              <m:sty m:val="p"/>
+            </m:rPr>
+            <m:t>)</m:t>
+          </m:r>
+          <m:limUpp>
+            <m:e>
+              <m:r>
+                <m:rPr>
+                  <m:sty m:val="p"/>
+                </m:rPr>
+                <m:t>=</m:t>
+              </m:r>
+            </m:e>
+            <m:lim>
+              <m:r>
+                <m:rPr>
+                  <m:nor/>
+                  <m:sty m:val="p"/>
+                </m:rPr>
+                <m:t>def</m:t>
+              </m:r>
+            </m:lim>
+          </m:limUpp>
+          <m:f>
+            <m:fPr>
+              <m:type m:val="bar"/>
+            </m:fPr>
+            <m:num>
+              <m:r>
+                <m:rPr>
+                  <m:sty m:val="p"/>
+                </m:rPr>
                 <m:t>Pr</m:t>
               </m:r>
               <m:r>
@@ -11607,7 +12832,7 @@
         </m:oMath>
       </m:oMathPara>
     </w:p>
-    <w:bookmarkEnd w:id="64"/>
+    <w:bookmarkEnd w:id="69"/>
     <w:p>
       <w:pPr>
         <w:pStyle w:val="FirstParagraph"/>
@@ -11733,13 +12958,13 @@
         <w:t xml:space="preserve"> </w:t>
       </w:r>
       <w:r>
-        <w:t xml:space="preserve">[8, Sec. 2.7.4]</w:t>
+        <w:t xml:space="preserve">[10, Sec. 2.7.4]</w:t>
       </w:r>
       <w:r>
         <w:t xml:space="preserve">.</w:t>
       </w:r>
     </w:p>
-    <w:bookmarkStart w:id="65" w:name="exm-conditional-prob"/>
+    <w:bookmarkStart w:id="70" w:name="exm-conditional-prob"/>
     <w:p>
       <w:pPr>
         <w:pStyle w:val="BodyText"/>
@@ -11749,7 +12974,7 @@
           <w:b/>
           <w:bCs/>
         </w:rPr>
-        <w:t xml:space="preserve">Example 16 (Rolling a six, given an even roll)</w:t>
+        <w:t xml:space="preserve">Example 18 (Rolling a six, given an even roll)</w:t>
       </w:r>
       <w:r>
         <w:t xml:space="preserve"> </w:t>
@@ -12143,8 +13368,8 @@
         </m:oMath>
       </m:oMathPara>
     </w:p>
-    <w:bookmarkEnd w:id="65"/>
-    <w:bookmarkStart w:id="66" w:name="thm-law-conditional-prob"/>
+    <w:bookmarkEnd w:id="70"/>
+    <w:bookmarkStart w:id="71" w:name="thm-law-conditional-prob"/>
     <w:p>
       <w:pPr>
         <w:pStyle w:val="FirstParagraph"/>
@@ -12334,7 +13559,7 @@
         </m:oMath>
       </m:oMathPara>
     </w:p>
-    <w:bookmarkEnd w:id="66"/>
+    <w:bookmarkEnd w:id="71"/>
     <w:p>
       <w:pPr>
         <w:pStyle w:val="FirstParagraph"/>
@@ -12360,7 +13585,7 @@
           <w:rPr>
             <w:rStyle w:val="Hyperlink"/>
           </w:rPr>
-          <w:t xml:space="preserve">Definition 13</w:t>
+          <w:t xml:space="preserve">Definition 15</w:t>
         </w:r>
       </w:hyperlink>
       <w:r>
@@ -12634,7 +13859,7 @@
         </m:oMath>
       </m:oMathPara>
     </w:p>
-    <w:bookmarkStart w:id="67" w:name="exm-law-conditional-prob"/>
+    <w:bookmarkStart w:id="72" w:name="exm-law-conditional-prob"/>
     <w:p>
       <w:pPr>
         <w:pStyle w:val="FirstParagraph"/>
@@ -12644,7 +13869,7 @@
           <w:b/>
           <w:bCs/>
         </w:rPr>
-        <w:t xml:space="preserve">Example 17 (Applying the law of conditional probability)</w:t>
+        <w:t xml:space="preserve">Example 19 (Applying the law of conditional probability)</w:t>
       </w:r>
       <w:r>
         <w:t xml:space="preserve"> </w:t>
@@ -12966,8 +14191,8 @@
         </m:oMath>
       </m:oMathPara>
     </w:p>
-    <w:bookmarkEnd w:id="67"/>
-    <w:bookmarkStart w:id="68" w:name="thm-total-prob"/>
+    <w:bookmarkEnd w:id="72"/>
+    <w:bookmarkStart w:id="73" w:name="thm-total-prob"/>
     <w:p>
       <w:pPr>
         <w:pStyle w:val="FirstParagraph"/>
@@ -13140,7 +14365,7 @@
         <w:t xml:space="preserve"> </w:t>
       </w:r>
       <w:r>
-        <w:t xml:space="preserve">[9]</w:t>
+        <w:t xml:space="preserve">[11]</w:t>
       </w:r>
       <w:r>
         <w:t xml:space="preserve">:</w:t>
@@ -13292,7 +14517,7 @@
         </m:oMath>
       </m:oMathPara>
     </w:p>
-    <w:bookmarkEnd w:id="68"/>
+    <w:bookmarkEnd w:id="73"/>
     <w:p>
       <w:pPr>
         <w:pStyle w:val="FirstParagraph"/>
@@ -13815,7 +15040,7 @@
         </m:oMath>
       </m:oMathPara>
     </w:p>
-    <w:bookmarkStart w:id="69" w:name="thm-bayes"/>
+    <w:bookmarkStart w:id="74" w:name="thm-bayes"/>
     <w:p>
       <w:pPr>
         <w:pStyle w:val="FirstParagraph"/>
@@ -13941,7 +15166,7 @@
         <w:t xml:space="preserve"> </w:t>
       </w:r>
       <w:r>
-        <w:t xml:space="preserve">[10]</w:t>
+        <w:t xml:space="preserve">[12]</w:t>
       </w:r>
       <w:r>
         <w:t xml:space="preserve">:</w:t>
@@ -14082,7 +15307,7 @@
         </m:oMath>
       </m:oMathPara>
     </w:p>
-    <w:bookmarkEnd w:id="69"/>
+    <w:bookmarkEnd w:id="74"/>
     <w:p>
       <w:pPr>
         <w:pStyle w:val="FirstParagraph"/>
@@ -14108,7 +15333,7 @@
           <w:rPr>
             <w:rStyle w:val="Hyperlink"/>
           </w:rPr>
-          <w:t xml:space="preserve">Definition 13</w:t>
+          <w:t xml:space="preserve">Definition 15</w:t>
         </w:r>
       </w:hyperlink>
       <w:r>
@@ -14529,7 +15754,7 @@
         </m:oMath>
       </m:oMathPara>
     </w:p>
-    <w:bookmarkStart w:id="70" w:name="exm-bayes"/>
+    <w:bookmarkStart w:id="75" w:name="exm-bayes"/>
     <w:p>
       <w:pPr>
         <w:pStyle w:val="FirstParagraph"/>
@@ -14539,7 +15764,7 @@
           <w:b/>
           <w:bCs/>
         </w:rPr>
-        <w:t xml:space="preserve">Example 18 (Positive predictive value of a medical test)</w:t>
+        <w:t xml:space="preserve">Example 20 (Positive predictive value of a medical test)</w:t>
       </w:r>
       <w:r>
         <w:t xml:space="preserve"> </w:t>
@@ -15571,8 +16796,8 @@
         <w:t xml:space="preserve">because the disease prevalence is relatively low (7%).</w:t>
       </w:r>
     </w:p>
-    <w:bookmarkEnd w:id="70"/>
-    <w:bookmarkStart w:id="71" w:name="exr-bayes"/>
+    <w:bookmarkEnd w:id="75"/>
+    <w:bookmarkStart w:id="76" w:name="exr-bayes"/>
     <w:p>
       <w:pPr>
         <w:pStyle w:val="BodyText"/>
@@ -15592,7 +16817,7 @@
           <w:rPr>
             <w:rStyle w:val="Hyperlink"/>
           </w:rPr>
-          <w:t xml:space="preserve">Definition 13</w:t>
+          <w:t xml:space="preserve">Definition 15</w:t>
         </w:r>
       </w:hyperlink>
       <w:r>
@@ -15910,8 +17135,8 @@
         <w:t xml:space="preserve">, and none of them jointly.</w:t>
       </w:r>
     </w:p>
-    <w:bookmarkEnd w:id="71"/>
-    <w:bookmarkStart w:id="73" w:name="sol-bayes"/>
+    <w:bookmarkEnd w:id="76"/>
+    <w:bookmarkStart w:id="78" w:name="sol-bayes"/>
     <w:p>
       <w:pPr>
         <w:pStyle w:val="BodyText"/>
@@ -15937,7 +17162,7 @@
           <w:rPr>
             <w:rStyle w:val="Hyperlink"/>
           </w:rPr>
-          <w:t xml:space="preserve">Definition 13</w:t>
+          <w:t xml:space="preserve">Definition 15</w:t>
         </w:r>
       </w:hyperlink>
       <w:r>
@@ -16225,7 +17450,7 @@
       <w:pPr>
         <w:pStyle w:val="BodyText"/>
       </w:pPr>
-      <w:bookmarkStart w:id="72" w:name="eq-bayes"/>
+      <w:bookmarkStart w:id="77" w:name="eq-bayes"/>
       <m:oMathPara>
         <m:oMathParaPr>
           <m:jc m:val="center"/>
@@ -16371,7 +17596,7 @@
           </m:r>
         </m:oMath>
       </m:oMathPara>
-      <w:bookmarkEnd w:id="72"/>
+      <w:bookmarkEnd w:id="77"/>
     </w:p>
     <w:p>
       <w:pPr>
@@ -16477,7 +17702,7 @@
         <w:t xml:space="preserve"> </w:t>
       </w:r>
       <w:r>
-        <w:t xml:space="preserve">[11]</w:t>
+        <w:t xml:space="preserve">[13]</w:t>
       </w:r>
       <w:r>
         <w:t xml:space="preserve">, each component carries standard Bayesian terminology:</w:t>
@@ -16952,8 +18177,8 @@
         <w:t xml:space="preserve">decreases it.</w:t>
       </w:r>
     </w:p>
-    <w:bookmarkEnd w:id="73"/>
-    <w:bookmarkStart w:id="74" w:name="exr-base-rate"/>
+    <w:bookmarkEnd w:id="78"/>
+    <w:bookmarkStart w:id="79" w:name="exr-base-rate"/>
     <w:p>
       <w:pPr>
         <w:pStyle w:val="BodyText"/>
@@ -17058,8 +18283,8 @@
         <w:t xml:space="preserve">.</w:t>
       </w:r>
     </w:p>
-    <w:bookmarkEnd w:id="74"/>
-    <w:bookmarkStart w:id="75" w:name="sol-base-rate"/>
+    <w:bookmarkEnd w:id="79"/>
+    <w:bookmarkStart w:id="80" w:name="sol-base-rate"/>
     <w:p>
       <w:pPr>
         <w:pStyle w:val="BodyText"/>
@@ -17892,7 +19117,7 @@
         <w:t xml:space="preserve"> </w:t>
       </w:r>
       <w:r>
-        <w:t xml:space="preserve">[12]</w:t>
+        <w:t xml:space="preserve">[14]</w:t>
       </w:r>
       <w:r>
         <w:t xml:space="preserve">.</w:t>
@@ -18030,7 +19255,7 @@
         <w:t xml:space="preserve">and it illustrates why raw accuracy can be misleading on rare events.</w:t>
       </w:r>
     </w:p>
-    <w:bookmarkEnd w:id="75"/>
+    <w:bookmarkEnd w:id="80"/>
     <w:tbl>
       <w:tblPr>
         <w:tblStyle w:val="Table"/>
@@ -18072,18 +19297,18 @@
                 <wp:inline>
                   <wp:extent cx="152400" cy="152400"/>
                   <wp:effectExtent b="0" l="0" r="0" t="0"/>
-                  <wp:docPr descr="" title="" id="77" name="Picture"/>
+                  <wp:docPr descr="" title="" id="82" name="Picture"/>
                   <a:graphic>
                     <a:graphicData uri="http://schemas.openxmlformats.org/drawingml/2006/picture">
                       <pic:pic>
                         <pic:nvPicPr>
-                          <pic:cNvPr descr="/opt/quarto/share/formats/docx/tip.png" id="78" name="Picture"/>
+                          <pic:cNvPr descr="/opt/quarto/share/formats/docx/tip.png" id="83" name="Picture"/>
                           <pic:cNvPicPr>
                             <a:picLocks noChangeArrowheads="1" noChangeAspect="1"/>
                           </pic:cNvPicPr>
                         </pic:nvPicPr>
                         <pic:blipFill>
-                          <a:blip r:embed="rId76"/>
+                          <a:blip r:embed="rId81"/>
                           <a:stretch>
                             <a:fillRect/>
                           </a:stretch>
@@ -18145,7 +19370,7 @@
             <w:r>
               <w:t xml:space="preserve"> </w:t>
             </w:r>
-            <w:hyperlink r:id="rId79">
+            <w:hyperlink r:id="rId84">
               <w:r>
                 <w:rPr>
                   <w:rStyle w:val="Hyperlink"/>
@@ -18175,7 +19400,7 @@
               <w:t xml:space="preserve"> </w:t>
             </w:r>
             <w:r>
-              <w:t xml:space="preserve">[13]</w:t>
+              <w:t xml:space="preserve">[15]</w:t>
             </w:r>
             <w:r>
               <w:t xml:space="preserve">.</w:t>
@@ -18189,7 +19414,7 @@
             <w:r>
               <w:t xml:space="preserve"> </w:t>
             </w:r>
-            <w:hyperlink r:id="rId80">
+            <w:hyperlink r:id="rId85">
               <w:r>
                 <w:rPr>
                   <w:rStyle w:val="Hyperlink"/>
@@ -18254,18 +19479,18 @@
                 <wp:inline>
                   <wp:extent cx="152400" cy="152400"/>
                   <wp:effectExtent b="0" l="0" r="0" t="0"/>
-                  <wp:docPr descr="" title="" id="81" name="Picture"/>
+                  <wp:docPr descr="" title="" id="86" name="Picture"/>
                   <a:graphic>
                     <a:graphicData uri="http://schemas.openxmlformats.org/drawingml/2006/picture">
                       <pic:pic>
                         <pic:nvPicPr>
-                          <pic:cNvPr descr="/opt/quarto/share/formats/docx/tip.png" id="82" name="Picture"/>
+                          <pic:cNvPr descr="/opt/quarto/share/formats/docx/tip.png" id="87" name="Picture"/>
                           <pic:cNvPicPr>
                             <a:picLocks noChangeArrowheads="1" noChangeAspect="1"/>
                           </pic:cNvPicPr>
                         </pic:nvPicPr>
                         <pic:blipFill>
-                          <a:blip r:embed="rId76"/>
+                          <a:blip r:embed="rId81"/>
                           <a:stretch>
                             <a:fillRect/>
                           </a:stretch>
@@ -18327,7 +19552,7 @@
             <w:r>
               <w:t xml:space="preserve"> </w:t>
             </w:r>
-            <w:hyperlink r:id="rId83">
+            <w:hyperlink r:id="rId88">
               <w:r>
                 <w:rPr>
                   <w:rStyle w:val="Hyperlink"/>
@@ -18369,7 +19594,7 @@
         <w:t xml:space="preserve"> </w:t>
       </w:r>
       <w:r>
-        <w:t xml:space="preserve">[14]</w:t>
+        <w:t xml:space="preserve">[16]</w:t>
       </w:r>
       <w:r>
         <w:t xml:space="preserve">:</w:t>
@@ -18377,7 +19602,7 @@
       <w:r>
         <w:t xml:space="preserve"> </w:t>
       </w:r>
-      <w:hyperlink r:id="rId84">
+      <w:hyperlink r:id="rId89">
         <w:r>
           <w:rPr>
             <w:rStyle w:val="Hyperlink"/>
@@ -18394,7 +19619,7 @@
       <w:r>
         <w:t xml:space="preserve"> </w:t>
       </w:r>
-      <w:hyperlink r:id="rId85">
+      <w:hyperlink r:id="rId90">
         <w:r>
           <w:rPr>
             <w:rStyle w:val="Hyperlink"/>
@@ -18406,8 +19631,8 @@
         <w:t xml:space="preserve">.</w:t>
       </w:r>
     </w:p>
-    <w:bookmarkEnd w:id="86"/>
-    <w:bookmarkStart w:id="115" w:name="references"/>
+    <w:bookmarkEnd w:id="91"/>
+    <w:bookmarkStart w:id="124" w:name="references"/>
     <w:p>
       <w:pPr>
         <w:pStyle w:val="Heading2"/>
@@ -18416,8 +19641,8 @@
         <w:t xml:space="preserve">References</w:t>
       </w:r>
     </w:p>
-    <w:bookmarkStart w:id="114" w:name="refs"/>
-    <w:bookmarkStart w:id="88" w:name="X0323630174b5cbd87b45a7fef24ef56ec3bdd6b"/>
+    <w:bookmarkStart w:id="123" w:name="refs"/>
+    <w:bookmarkStart w:id="93" w:name="X0323630174b5cbd87b45a7fef24ef56ec3bdd6b"/>
     <w:p>
       <w:pPr>
         <w:pStyle w:val="Bibliography"/>
@@ -18464,7 +19689,7 @@
       <w:r>
         <w:t xml:space="preserve"> </w:t>
       </w:r>
-      <w:hyperlink r:id="rId87">
+      <w:hyperlink r:id="rId92">
         <w:r>
           <w:rPr>
             <w:rStyle w:val="Hyperlink"/>
@@ -18473,8 +19698,8 @@
         </w:r>
       </w:hyperlink>
     </w:p>
-    <w:bookmarkEnd w:id="88"/>
-    <w:bookmarkStart w:id="90" w:name="ref-wikipedia_sample_space"/>
+    <w:bookmarkEnd w:id="93"/>
+    <w:bookmarkStart w:id="95" w:name="ref-wikipedia_sample_space"/>
     <w:p>
       <w:pPr>
         <w:pStyle w:val="Bibliography"/>
@@ -18521,7 +19746,7 @@
       <w:r>
         <w:t xml:space="preserve"> </w:t>
       </w:r>
-      <w:hyperlink r:id="rId89">
+      <w:hyperlink r:id="rId94">
         <w:r>
           <w:rPr>
             <w:rStyle w:val="Hyperlink"/>
@@ -18530,8 +19755,8 @@
         </w:r>
       </w:hyperlink>
     </w:p>
-    <w:bookmarkEnd w:id="90"/>
-    <w:bookmarkStart w:id="92" w:name="ref-wikipedia_event_probability_theory"/>
+    <w:bookmarkEnd w:id="95"/>
+    <w:bookmarkStart w:id="97" w:name="ref-wikipedia_event_probability_theory"/>
     <w:p>
       <w:pPr>
         <w:pStyle w:val="Bibliography"/>
@@ -18578,7 +19803,7 @@
       <w:r>
         <w:t xml:space="preserve"> </w:t>
       </w:r>
-      <w:hyperlink r:id="rId91">
+      <w:hyperlink r:id="rId96">
         <w:r>
           <w:rPr>
             <w:rStyle w:val="Hyperlink"/>
@@ -18587,8 +19812,8 @@
         </w:r>
       </w:hyperlink>
     </w:p>
-    <w:bookmarkEnd w:id="92"/>
-    <w:bookmarkStart w:id="94" w:name="ref-CaseBerg01"/>
+    <w:bookmarkEnd w:id="97"/>
+    <w:bookmarkStart w:id="99" w:name="ref-CaseBerg01"/>
     <w:p>
       <w:pPr>
         <w:pStyle w:val="Bibliography"/>
@@ -18621,7 +19846,7 @@
       <w:r>
         <w:t xml:space="preserve"> </w:t>
       </w:r>
-      <w:hyperlink r:id="rId93">
+      <w:hyperlink r:id="rId98">
         <w:r>
           <w:rPr>
             <w:rStyle w:val="Hyperlink"/>
@@ -18630,8 +19855,8 @@
         </w:r>
       </w:hyperlink>
     </w:p>
-    <w:bookmarkEnd w:id="94"/>
-    <w:bookmarkStart w:id="96" w:name="ref-wikipedia_probability_space"/>
+    <w:bookmarkEnd w:id="99"/>
+    <w:bookmarkStart w:id="101" w:name="ref-wikipedia_probability_space"/>
     <w:p>
       <w:pPr>
         <w:pStyle w:val="Bibliography"/>
@@ -18678,7 +19903,7 @@
       <w:r>
         <w:t xml:space="preserve"> </w:t>
       </w:r>
-      <w:hyperlink r:id="rId95">
+      <w:hyperlink r:id="rId100">
         <w:r>
           <w:rPr>
             <w:rStyle w:val="Hyperlink"/>
@@ -18687,8 +19912,8 @@
         </w:r>
       </w:hyperlink>
     </w:p>
-    <w:bookmarkEnd w:id="96"/>
-    <w:bookmarkStart w:id="98" w:name="ref-wikipedia_probability_axioms"/>
+    <w:bookmarkEnd w:id="101"/>
+    <w:bookmarkStart w:id="103" w:name="ref-wikipedia_probability_axioms"/>
     <w:p>
       <w:pPr>
         <w:pStyle w:val="Bibliography"/>
@@ -18735,7 +19960,7 @@
       <w:r>
         <w:t xml:space="preserve"> </w:t>
       </w:r>
-      <w:hyperlink r:id="rId97">
+      <w:hyperlink r:id="rId102">
         <w:r>
           <w:rPr>
             <w:rStyle w:val="Hyperlink"/>
@@ -18744,8 +19969,8 @@
         </w:r>
       </w:hyperlink>
     </w:p>
-    <w:bookmarkEnd w:id="98"/>
-    <w:bookmarkStart w:id="100" w:name="ref-wikipedia_conditional_probability"/>
+    <w:bookmarkEnd w:id="103"/>
+    <w:bookmarkStart w:id="105" w:name="ref-wikipedia_odds"/>
     <w:p>
       <w:pPr>
         <w:pStyle w:val="Bibliography"/>
@@ -18766,6 +19991,120 @@
         <w:t xml:space="preserve"> </w:t>
       </w:r>
       <w:r>
+        <w:t xml:space="preserve">“Odds —</w:t>
+      </w:r>
+      <w:r>
+        <w:t xml:space="preserve"> </w:t>
+      </w:r>
+      <w:r>
+        <w:t xml:space="preserve">Wikipedia</w:t>
+      </w:r>
+      <w:r>
+        <w:t xml:space="preserve">,</w:t>
+      </w:r>
+      <w:r>
+        <w:t xml:space="preserve"> </w:t>
+      </w:r>
+      <w:r>
+        <w:t xml:space="preserve">the free encyclopedia.”</w:t>
+      </w:r>
+      <w:r>
+        <w:t xml:space="preserve"> </w:t>
+      </w:r>
+      <w:r>
+        <w:t xml:space="preserve">2026. Available:</w:t>
+      </w:r>
+      <w:r>
+        <w:t xml:space="preserve"> </w:t>
+      </w:r>
+      <w:hyperlink r:id="rId104">
+        <w:r>
+          <w:rPr>
+            <w:rStyle w:val="Hyperlink"/>
+          </w:rPr>
+          <w:t xml:space="preserve">https://en.wikipedia.org/wiki/Odds</w:t>
+        </w:r>
+      </w:hyperlink>
+    </w:p>
+    <w:bookmarkEnd w:id="105"/>
+    <w:bookmarkStart w:id="107" w:name="ref-wikipedia_logit"/>
+    <w:p>
+      <w:pPr>
+        <w:pStyle w:val="Bibliography"/>
+      </w:pPr>
+      <w:r>
+        <w:t xml:space="preserve">[8]</w:t>
+      </w:r>
+      <w:r>
+        <w:t xml:space="preserve"> </w:t>
+      </w:r>
+      <w:r>
+        <w:t xml:space="preserve">	</w:t>
+      </w:r>
+      <w:r>
+        <w:t xml:space="preserve">Wikipedia contributors,</w:t>
+      </w:r>
+      <w:r>
+        <w:t xml:space="preserve"> </w:t>
+      </w:r>
+      <w:r>
+        <w:t xml:space="preserve">“Logit —</w:t>
+      </w:r>
+      <w:r>
+        <w:t xml:space="preserve"> </w:t>
+      </w:r>
+      <w:r>
+        <w:t xml:space="preserve">Wikipedia</w:t>
+      </w:r>
+      <w:r>
+        <w:t xml:space="preserve">,</w:t>
+      </w:r>
+      <w:r>
+        <w:t xml:space="preserve"> </w:t>
+      </w:r>
+      <w:r>
+        <w:t xml:space="preserve">the free encyclopedia.”</w:t>
+      </w:r>
+      <w:r>
+        <w:t xml:space="preserve"> </w:t>
+      </w:r>
+      <w:r>
+        <w:t xml:space="preserve">2026. Available:</w:t>
+      </w:r>
+      <w:r>
+        <w:t xml:space="preserve"> </w:t>
+      </w:r>
+      <w:hyperlink r:id="rId106">
+        <w:r>
+          <w:rPr>
+            <w:rStyle w:val="Hyperlink"/>
+          </w:rPr>
+          <w:t xml:space="preserve">https://en.wikipedia.org/wiki/Logit</w:t>
+        </w:r>
+      </w:hyperlink>
+    </w:p>
+    <w:bookmarkEnd w:id="107"/>
+    <w:bookmarkStart w:id="109" w:name="ref-wikipedia_conditional_probability"/>
+    <w:p>
+      <w:pPr>
+        <w:pStyle w:val="Bibliography"/>
+      </w:pPr>
+      <w:r>
+        <w:t xml:space="preserve">[9]</w:t>
+      </w:r>
+      <w:r>
+        <w:t xml:space="preserve"> </w:t>
+      </w:r>
+      <w:r>
+        <w:t xml:space="preserve">	</w:t>
+      </w:r>
+      <w:r>
+        <w:t xml:space="preserve">Wikipedia contributors,</w:t>
+      </w:r>
+      <w:r>
+        <w:t xml:space="preserve"> </w:t>
+      </w:r>
+      <w:r>
         <w:t xml:space="preserve">“Conditional probability —</w:t>
       </w:r>
       <w:r>
@@ -18792,7 +20131,7 @@
       <w:r>
         <w:t xml:space="preserve"> </w:t>
       </w:r>
-      <w:hyperlink r:id="rId99">
+      <w:hyperlink r:id="rId108">
         <w:r>
           <w:rPr>
             <w:rStyle w:val="Hyperlink"/>
@@ -18801,14 +20140,14 @@
         </w:r>
       </w:hyperlink>
     </w:p>
-    <w:bookmarkEnd w:id="100"/>
-    <w:bookmarkStart w:id="102" w:name="ref-ross-probsim"/>
+    <w:bookmarkEnd w:id="109"/>
+    <w:bookmarkStart w:id="111" w:name="ref-ross-probsim"/>
     <w:p>
       <w:pPr>
         <w:pStyle w:val="Bibliography"/>
       </w:pPr>
       <w:r>
-        <w:t xml:space="preserve">[8]</w:t>
+        <w:t xml:space="preserve">[10]</w:t>
       </w:r>
       <w:r>
         <w:t xml:space="preserve"> </w:t>
@@ -18834,7 +20173,7 @@
       <w:r>
         <w:t xml:space="preserve"> </w:t>
       </w:r>
-      <w:hyperlink r:id="rId101">
+      <w:hyperlink r:id="rId110">
         <w:r>
           <w:rPr>
             <w:rStyle w:val="Hyperlink"/>
@@ -18843,14 +20182,14 @@
         </w:r>
       </w:hyperlink>
     </w:p>
-    <w:bookmarkEnd w:id="102"/>
-    <w:bookmarkStart w:id="104" w:name="ref-wikipedia_law_of_total_probability"/>
+    <w:bookmarkEnd w:id="111"/>
+    <w:bookmarkStart w:id="113" w:name="ref-wikipedia_law_of_total_probability"/>
     <w:p>
       <w:pPr>
         <w:pStyle w:val="Bibliography"/>
       </w:pPr>
       <w:r>
-        <w:t xml:space="preserve">[9]</w:t>
+        <w:t xml:space="preserve">[11]</w:t>
       </w:r>
       <w:r>
         <w:t xml:space="preserve"> </w:t>
@@ -18891,7 +20230,7 @@
       <w:r>
         <w:t xml:space="preserve"> </w:t>
       </w:r>
-      <w:hyperlink r:id="rId103">
+      <w:hyperlink r:id="rId112">
         <w:r>
           <w:rPr>
             <w:rStyle w:val="Hyperlink"/>
@@ -18900,14 +20239,14 @@
         </w:r>
       </w:hyperlink>
     </w:p>
-    <w:bookmarkEnd w:id="104"/>
-    <w:bookmarkStart w:id="106" w:name="ref-wikipedia_bayes_theorem"/>
+    <w:bookmarkEnd w:id="113"/>
+    <w:bookmarkStart w:id="115" w:name="ref-wikipedia_bayes_theorem"/>
     <w:p>
       <w:pPr>
         <w:pStyle w:val="Bibliography"/>
       </w:pPr>
       <w:r>
-        <w:t xml:space="preserve">[10]</w:t>
+        <w:t xml:space="preserve">[12]</w:t>
       </w:r>
       <w:r>
         <w:t xml:space="preserve"> </w:t>
@@ -18948,7 +20287,7 @@
       <w:r>
         <w:t xml:space="preserve"> </w:t>
       </w:r>
-      <w:hyperlink r:id="rId105">
+      <w:hyperlink r:id="rId114">
         <w:r>
           <w:rPr>
             <w:rStyle w:val="Hyperlink"/>
@@ -18957,14 +20296,14 @@
         </w:r>
       </w:hyperlink>
     </w:p>
-    <w:bookmarkEnd w:id="106"/>
-    <w:bookmarkStart w:id="107" w:name="ref-hutchinson2024data471"/>
+    <w:bookmarkEnd w:id="115"/>
+    <w:bookmarkStart w:id="116" w:name="ref-hutchinson2024data471"/>
     <w:p>
       <w:pPr>
         <w:pStyle w:val="Bibliography"/>
       </w:pPr>
       <w:r>
-        <w:t xml:space="preserve">[11]</w:t>
+        <w:t xml:space="preserve">[13]</w:t>
       </w:r>
       <w:r>
         <w:t xml:space="preserve"> </w:t>
@@ -18997,14 +20336,14 @@
         <w:t xml:space="preserve">Western Washington University, 2024.</w:t>
       </w:r>
     </w:p>
-    <w:bookmarkEnd w:id="107"/>
-    <w:bookmarkStart w:id="109" w:name="ref-wikipedia_base_rate_fallacy"/>
+    <w:bookmarkEnd w:id="116"/>
+    <w:bookmarkStart w:id="118" w:name="ref-wikipedia_base_rate_fallacy"/>
     <w:p>
       <w:pPr>
         <w:pStyle w:val="Bibliography"/>
       </w:pPr>
       <w:r>
-        <w:t xml:space="preserve">[12]</w:t>
+        <w:t xml:space="preserve">[14]</w:t>
       </w:r>
       <w:r>
         <w:t xml:space="preserve"> </w:t>
@@ -19045,7 +20384,7 @@
       <w:r>
         <w:t xml:space="preserve"> </w:t>
       </w:r>
-      <w:hyperlink r:id="rId108">
+      <w:hyperlink r:id="rId117">
         <w:r>
           <w:rPr>
             <w:rStyle w:val="Hyperlink"/>
@@ -19054,14 +20393,14 @@
         </w:r>
       </w:hyperlink>
     </w:p>
-    <w:bookmarkEnd w:id="109"/>
-    <w:bookmarkStart w:id="111" w:name="ref-hutchinson_wwu_ml_videos"/>
+    <w:bookmarkEnd w:id="118"/>
+    <w:bookmarkStart w:id="120" w:name="ref-hutchinson_wwu_ml_videos"/>
     <w:p>
       <w:pPr>
         <w:pStyle w:val="Bibliography"/>
       </w:pPr>
       <w:r>
-        <w:t xml:space="preserve">[13]</w:t>
+        <w:t xml:space="preserve">[15]</w:t>
       </w:r>
       <w:r>
         <w:t xml:space="preserve"> </w:t>
@@ -19108,7 +20447,7 @@
       <w:r>
         <w:t xml:space="preserve"> </w:t>
       </w:r>
-      <w:hyperlink r:id="rId110">
+      <w:hyperlink r:id="rId119">
         <w:r>
           <w:rPr>
             <w:rStyle w:val="Hyperlink"/>
@@ -19117,14 +20456,14 @@
         </w:r>
       </w:hyperlink>
     </w:p>
-    <w:bookmarkEnd w:id="111"/>
-    <w:bookmarkStart w:id="113" w:name="ref-fiveminuteai_probstat"/>
+    <w:bookmarkEnd w:id="120"/>
+    <w:bookmarkStart w:id="122" w:name="ref-fiveminuteai_probstat"/>
     <w:p>
       <w:pPr>
         <w:pStyle w:val="Bibliography"/>
       </w:pPr>
       <w:r>
-        <w:t xml:space="preserve">[14]</w:t>
+        <w:t xml:space="preserve">[16]</w:t>
       </w:r>
       <w:r>
         <w:t xml:space="preserve"> </w:t>
@@ -19150,7 +20489,7 @@
       <w:r>
         <w:t xml:space="preserve"> </w:t>
       </w:r>
-      <w:hyperlink r:id="rId112">
+      <w:hyperlink r:id="rId121">
         <w:r>
           <w:rPr>
             <w:rStyle w:val="Hyperlink"/>
@@ -19159,9 +20498,9 @@
         </w:r>
       </w:hyperlink>
     </w:p>
-    <w:bookmarkEnd w:id="113"/>
-    <w:bookmarkEnd w:id="114"/>
-    <w:bookmarkEnd w:id="115"/>
+    <w:bookmarkEnd w:id="122"/>
+    <w:bookmarkEnd w:id="123"/>
+    <w:bookmarkEnd w:id="124"/>
     <w:sectPr>
       <w:footnotePr>
         <w:numRestart w:val="eachSect"/>
